--- a/AB_07_Arbeitsplatz.docx
+++ b/AB_07_Arbeitsplatz.docx
@@ -7,7 +7,10 @@
         <w:pBdr>
           <w:bottom w:val="single" w:color="2E74B5" w:sz="8"/>
         </w:pBdr>
-        <w:spacing w:after="200" w:before="0"/>
+        <w:tabs>
+          <w:tab w:val="right" w:pos="9706"/>
+        </w:tabs>
+        <w:spacing w:after="200"/>
       </w:pPr>
       <w:r>
         <w:rPr>
@@ -16,7 +19,6 @@
           <w:bCs/>
           <w:i w:val="false"/>
           <w:iCs w:val="false"/>
-          <w:caps w:val="false"/>
           <w:color w:val="2E74B5"/>
           <w:sz w:val="20"/>
           <w:szCs w:val="20"/>
@@ -30,17 +32,16 @@
           <w:bCs w:val="false"/>
           <w:i w:val="false"/>
           <w:iCs w:val="false"/>
-          <w:caps w:val="false"/>
           <w:color w:val="808080"/>
           <w:sz w:val="20"/>
           <w:szCs w:val="20"/>
         </w:rPr>
-        <w:t xml:space="preserve">					AB 07 · Vorbereitung</w:t>
-      </w:r>
-    </w:p>
-    <w:p>
-      <w:pPr>
-        <w:spacing w:after="60" w:before="0"/>
+        <w:t xml:space="preserve">	AB 07 · Vorbereitung</w:t>
+      </w:r>
+    </w:p>
+    <w:p>
+      <w:pPr>
+        <w:spacing w:after="40" w:before="0"/>
       </w:pPr>
       <w:r>
         <w:rPr>
@@ -49,17 +50,16 @@
           <w:bCs/>
           <w:i w:val="false"/>
           <w:iCs w:val="false"/>
-          <w:caps w:val="false"/>
           <w:color w:val="1F3D5C"/>
-          <w:sz w:val="33"/>
-          <w:szCs w:val="33"/>
+          <w:sz w:val="34"/>
+          <w:szCs w:val="34"/>
         </w:rPr>
         <w:t xml:space="preserve">Mein Arbeitsplatz</w:t>
       </w:r>
     </w:p>
     <w:p>
       <w:pPr>
-        <w:spacing w:after="300" w:before="0"/>
+        <w:spacing w:after="260" w:before="0"/>
       </w:pPr>
       <w:r>
         <w:rPr>
@@ -68,38 +68,42 @@
           <w:bCs w:val="false"/>
           <w:i w:val="false"/>
           <w:iCs w:val="false"/>
-          <w:caps w:val="false"/>
           <w:color w:val="2E74B5"/>
-          <w:sz w:val="22"/>
-          <w:szCs w:val="22"/>
-        </w:rPr>
-        <w:t xml:space="preserve">Fünf Minuten Ordnung, die dir eine halbe Stunde sparen</w:t>
+          <w:sz w:val="21"/>
+          <w:szCs w:val="21"/>
+        </w:rPr>
+        <w:t xml:space="preserve">Vier Dinge auf dem Tisch – mehr nicht</w:t>
       </w:r>
     </w:p>
     <w:tbl>
       <w:tblPr>
-        <w:tblW w:type="pct" w:w="100%"/>
+        <w:tblW w:type="dxa" w:w="9706"/>
         <w:tblBorders>
-          <w:top w:val="none"/>
-          <w:left w:val="none"/>
-          <w:bottom w:val="none"/>
-          <w:right w:val="none"/>
-          <w:insideH w:val="single" w:color="999999" w:sz="4"/>
-          <w:insideV w:val="none"/>
+          <w:top w:val="none" w:color="FFFFFF" w:sz="0"/>
+          <w:left w:val="none" w:color="FFFFFF" w:sz="0"/>
+          <w:bottom w:val="none" w:color="FFFFFF" w:sz="0"/>
+          <w:right w:val="none" w:color="FFFFFF" w:sz="0"/>
+          <w:insideH w:val="none" w:color="FFFFFF" w:sz="0"/>
+          <w:insideV w:val="none" w:color="FFFFFF" w:sz="0"/>
         </w:tblBorders>
       </w:tblPr>
       <w:tblGrid>
-        <w:gridCol w:w="100"/>
+        <w:gridCol w:w="9706"/>
       </w:tblGrid>
       <w:tr>
+        <w:trPr>
+          <w:trHeight w:val="420" w:hRule="atLeast"/>
+        </w:trPr>
         <w:tc>
           <w:tcPr>
-            <w:tcMar>
-              <w:top w:type="dxa" w:w="40"/>
-              <w:left w:type="dxa" w:w="0"/>
-              <w:bottom w:type="dxa" w:w="40"/>
-              <w:right w:type="dxa" w:w="0"/>
-            </w:tcMar>
+            <w:tcW w:type="dxa" w:w="9706"/>
+            <w:tcBorders>
+              <w:top w:val="none" w:color="FFFFFF" w:sz="0"/>
+              <w:left w:val="none" w:color="FFFFFF" w:sz="0"/>
+              <w:bottom w:val="single" w:color="BFBFBF" w:sz="4"/>
+              <w:right w:val="none" w:color="FFFFFF" w:sz="0"/>
+            </w:tcBorders>
+            <w:vAlign w:val="bottom"/>
           </w:tcPr>
           <w:p>
             <w:pPr>
@@ -112,34 +116,11 @@
                 <w:bCs w:val="false"/>
                 <w:i w:val="false"/>
                 <w:iCs w:val="false"/>
-                <w:caps w:val="false"/>
                 <w:color w:val="808080"/>
-                <w:sz w:val="20"/>
-                <w:szCs w:val="20"/>
+                <w:sz w:val="18"/>
+                <w:szCs w:val="18"/>
               </w:rPr>
               <w:t xml:space="preserve">Name:</w:t>
-            </w:r>
-          </w:p>
-        </w:tc>
-      </w:tr>
-      <w:tr>
-        <w:tc>
-          <w:p>
-            <w:pPr>
-              <w:spacing w:after="0" w:before="0"/>
-            </w:pPr>
-            <w:r>
-              <w:rPr>
-                <w:rFonts w:ascii="Calibri" w:cs="Calibri" w:eastAsia="Calibri" w:hAnsi="Calibri"/>
-                <w:b w:val="false"/>
-                <w:bCs w:val="false"/>
-                <w:i w:val="false"/>
-                <w:iCs w:val="false"/>
-                <w:caps w:val="false"/>
-                <w:sz w:val="22"/>
-                <w:szCs w:val="22"/>
-              </w:rPr>
-              <w:t xml:space="preserve"/>
             </w:r>
           </w:p>
         </w:tc>
@@ -147,7 +128,7 @@
     </w:tbl>
     <w:p>
       <w:pPr>
-        <w:spacing w:after="160" w:before="0"/>
+        <w:spacing w:after="260" w:before="0"/>
       </w:pPr>
       <w:r>
         <w:rPr>
@@ -156,7 +137,6 @@
           <w:bCs w:val="false"/>
           <w:i w:val="false"/>
           <w:iCs w:val="false"/>
-          <w:caps w:val="false"/>
           <w:sz w:val="22"/>
           <w:szCs w:val="22"/>
         </w:rPr>
@@ -174,45 +154,122 @@
           <w:bCs w:val="false"/>
           <w:i w:val="false"/>
           <w:iCs w:val="false"/>
-          <w:caps w:val="false"/>
           <w:sz w:val="22"/>
           <w:szCs w:val="22"/>
         </w:rPr>
-        <w:t xml:space="preserve">Bevor du an die Übersetzung gehst: Sortiere. Hake ab, was erledigt ist.</w:t>
+        <w:t xml:space="preserve">Bevor du an die Übersetzung gehst: Räum ab. Was übrig bleibt, ist alles, was du brauchst.</w:t>
       </w:r>
     </w:p>
     <w:tbl>
       <w:tblPr>
-        <w:tblW w:type="pct" w:w="100%"/>
+        <w:tblW w:type="dxa" w:w="9706"/>
         <w:tblBorders>
           <w:top w:val="single" w:color="2E74B5" w:sz="4"/>
           <w:left w:val="single" w:color="2E74B5" w:sz="4"/>
           <w:bottom w:val="single" w:color="2E74B5" w:sz="4"/>
           <w:right w:val="single" w:color="2E74B5" w:sz="4"/>
-          <w:insideH w:val="single" w:color="AFC8DE" w:sz="2"/>
-          <w:insideV w:val="single" w:color="AFC8DE" w:sz="2"/>
+          <w:insideH w:val="single" w:color="2E74B5" w:sz="2"/>
+          <w:insideV w:val="none" w:color="FFFFFF" w:sz="0"/>
         </w:tblBorders>
       </w:tblPr>
       <w:tblGrid>
-        <w:gridCol w:w="700"/>
-        <w:gridCol w:w="9006"/>
+        <w:gridCol w:w="560"/>
+        <w:gridCol w:w="9146"/>
       </w:tblGrid>
       <w:tr>
+        <w:trPr>
+          <w:cantSplit/>
+        </w:trPr>
         <w:tc>
           <w:tcPr>
-            <w:tcW w:type="dxa" w:w="700"/>
-            <w:tcBorders>
-              <w:top w:val="single" w:color="2E74B5" w:sz="4"/>
-              <w:left w:val="single" w:color="2E74B5" w:sz="4"/>
-              <w:bottom w:val="single" w:color="2E74B5" w:sz="4"/>
-              <w:right w:val="single" w:color="2E74B5" w:sz="4"/>
-            </w:tcBorders>
+            <w:tcW w:type="dxa" w:w="560"/>
+            <w:tcMar>
+              <w:top w:type="dxa" w:w="130"/>
+              <w:left w:type="dxa" w:w="80"/>
+              <w:bottom w:type="dxa" w:w="130"/>
+              <w:right w:type="dxa" w:w="60"/>
+            </w:tcMar>
+            <w:vAlign w:val="center"/>
+          </w:tcPr>
+          <w:p>
+            <w:pPr>
+              <w:spacing w:after="0" w:before="0"/>
+            </w:pPr>
+            <w:r>
+              <w:rPr>
+                <w:rFonts w:ascii="Calibri" w:cs="Calibri" w:eastAsia="Calibri" w:hAnsi="Calibri"/>
+                <w:b w:val="false"/>
+                <w:bCs w:val="false"/>
+                <w:i w:val="false"/>
+                <w:iCs w:val="false"/>
+                <w:sz w:val="28"/>
+                <w:szCs w:val="28"/>
+              </w:rPr>
+              <w:t xml:space="preserve">☐</w:t>
+            </w:r>
+          </w:p>
+        </w:tc>
+        <w:tc>
+          <w:tcPr>
+            <w:tcW w:type="dxa" w:w="9146"/>
             <w:tcMar>
               <w:top w:type="dxa" w:w="130"/>
               <w:left w:type="dxa" w:w="100"/>
               <w:bottom w:type="dxa" w:w="130"/>
+              <w:right w:type="dxa" w:w="140"/>
+            </w:tcMar>
+          </w:tcPr>
+          <w:p>
+            <w:pPr>
+              <w:spacing w:after="50" w:before="0"/>
+            </w:pPr>
+            <w:r>
+              <w:rPr>
+                <w:rFonts w:ascii="Calibri" w:cs="Calibri" w:eastAsia="Calibri" w:hAnsi="Calibri"/>
+                <w:b/>
+                <w:bCs/>
+                <w:i w:val="false"/>
+                <w:iCs w:val="false"/>
+                <w:sz w:val="23"/>
+                <w:szCs w:val="23"/>
+              </w:rPr>
+              <w:t xml:space="preserve">Mein Textblatt AB 08.</w:t>
+            </w:r>
+          </w:p>
+          <w:p>
+            <w:pPr>
+              <w:spacing w:after="0" w:before="0"/>
+            </w:pPr>
+            <w:r>
+              <w:rPr>
+                <w:rFonts w:ascii="Calibri" w:cs="Calibri" w:eastAsia="Calibri" w:hAnsi="Calibri"/>
+                <w:b w:val="false"/>
+                <w:bCs w:val="false"/>
+                <w:i w:val="false"/>
+                <w:iCs w:val="false"/>
+                <w:color w:val="595959"/>
+                <w:sz w:val="19"/>
+                <w:szCs w:val="19"/>
+              </w:rPr>
+              <w:t xml:space="preserve">In der Hilfen-Stufe, die ich gewählt habe. Der ganze Lektionstext steht darauf – Satz für Satz.</w:t>
+            </w:r>
+          </w:p>
+        </w:tc>
+      </w:tr>
+      <w:tr>
+        <w:trPr>
+          <w:cantSplit/>
+        </w:trPr>
+        <w:tc>
+          <w:tcPr>
+            <w:tcW w:type="dxa" w:w="560"/>
+            <w:tcMar>
+              <w:top w:type="dxa" w:w="130"/>
+              <w:left w:type="dxa" w:w="80"/>
+              <w:bottom w:type="dxa" w:w="130"/>
               <w:right w:type="dxa" w:w="60"/>
             </w:tcMar>
+            <w:vAlign w:val="center"/>
           </w:tcPr>
           <w:p>
             <w:pPr>
@@ -225,9 +282,8 @@
                 <w:bCs w:val="false"/>
                 <w:i w:val="false"/>
                 <w:iCs w:val="false"/>
-                <w:caps w:val="false"/>
-                <w:sz w:val="30"/>
-                <w:szCs w:val="30"/>
+                <w:sz w:val="28"/>
+                <w:szCs w:val="28"/>
               </w:rPr>
               <w:t xml:space="preserve">☐</w:t>
             </w:r>
@@ -235,75 +291,65 @@
         </w:tc>
         <w:tc>
           <w:tcPr>
-            <w:tcW w:type="dxa" w:w="9006"/>
-            <w:tcBorders>
-              <w:top w:val="single" w:color="2E74B5" w:sz="4"/>
-              <w:left w:val="single" w:color="2E74B5" w:sz="4"/>
-              <w:bottom w:val="single" w:color="2E74B5" w:sz="4"/>
-              <w:right w:val="single" w:color="2E74B5" w:sz="4"/>
-            </w:tcBorders>
-            <w:tcMar>
-              <w:top w:type="dxa" w:w="130"/>
-              <w:left w:type="dxa" w:w="130"/>
-              <w:bottom w:type="dxa" w:w="130"/>
-              <w:right w:type="dxa" w:w="130"/>
-            </w:tcMar>
-          </w:tcPr>
-          <w:p>
-            <w:pPr>
-              <w:spacing w:after="40" w:before="0"/>
-            </w:pPr>
-            <w:r>
-              <w:rPr>
-                <w:rFonts w:ascii="Calibri" w:cs="Calibri" w:eastAsia="Calibri" w:hAnsi="Calibri"/>
-                <w:b/>
-                <w:bCs/>
-                <w:i w:val="false"/>
-                <w:iCs w:val="false"/>
-                <w:caps w:val="false"/>
-                <w:sz w:val="22"/>
-                <w:szCs w:val="22"/>
-              </w:rPr>
-              <w:t xml:space="preserve">Schülerbuch liegt auf S. 109 aufgeschlagen.</w:t>
-            </w:r>
-          </w:p>
-          <w:p>
-            <w:pPr>
-              <w:spacing w:after="0" w:before="0"/>
-            </w:pPr>
-            <w:r>
-              <w:rPr>
-                <w:rFonts w:ascii="Calibri" w:cs="Calibri" w:eastAsia="Calibri" w:hAnsi="Calibri"/>
-                <w:b w:val="false"/>
-                <w:bCs w:val="false"/>
-                <w:i w:val="false"/>
-                <w:iCs w:val="false"/>
-                <w:caps w:val="false"/>
-                <w:color w:val="808080"/>
-                <w:sz w:val="20"/>
-                <w:szCs w:val="20"/>
-              </w:rPr>
-              <w:t xml:space="preserve">Dort steht der Lektionstext, den du gleich übersetzt.</w:t>
-            </w:r>
-          </w:p>
-        </w:tc>
-      </w:tr>
-      <w:tr>
-        <w:tc>
-          <w:tcPr>
-            <w:tcW w:type="dxa" w:w="700"/>
-            <w:tcBorders>
-              <w:top w:val="single" w:color="2E74B5" w:sz="4"/>
-              <w:left w:val="single" w:color="2E74B5" w:sz="4"/>
-              <w:bottom w:val="single" w:color="2E74B5" w:sz="4"/>
-              <w:right w:val="single" w:color="2E74B5" w:sz="4"/>
-            </w:tcBorders>
+            <w:tcW w:type="dxa" w:w="9146"/>
             <w:tcMar>
               <w:top w:type="dxa" w:w="130"/>
               <w:left w:type="dxa" w:w="100"/>
               <w:bottom w:type="dxa" w:w="130"/>
+              <w:right w:type="dxa" w:w="140"/>
+            </w:tcMar>
+          </w:tcPr>
+          <w:p>
+            <w:pPr>
+              <w:spacing w:after="50" w:before="0"/>
+            </w:pPr>
+            <w:r>
+              <w:rPr>
+                <w:rFonts w:ascii="Calibri" w:cs="Calibri" w:eastAsia="Calibri" w:hAnsi="Calibri"/>
+                <w:b/>
+                <w:bCs/>
+                <w:i w:val="false"/>
+                <w:iCs w:val="false"/>
+                <w:sz w:val="23"/>
+                <w:szCs w:val="23"/>
+              </w:rPr>
+              <w:t xml:space="preserve">Das Vokabelheftchen zu Lektion 15.</w:t>
+            </w:r>
+          </w:p>
+          <w:p>
+            <w:pPr>
+              <w:spacing w:after="0" w:before="0"/>
+            </w:pPr>
+            <w:r>
+              <w:rPr>
+                <w:rFonts w:ascii="Calibri" w:cs="Calibri" w:eastAsia="Calibri" w:hAnsi="Calibri"/>
+                <w:b w:val="false"/>
+                <w:bCs w:val="false"/>
+                <w:i w:val="false"/>
+                <w:iCs w:val="false"/>
+                <w:color w:val="595959"/>
+                <w:sz w:val="19"/>
+                <w:szCs w:val="19"/>
+              </w:rPr>
+              <w:t xml:space="preserve">Darin stehen die zwanzig neuen Wörter. Mehr Nachschlagewerk brauche ich nicht.</w:t>
+            </w:r>
+          </w:p>
+        </w:tc>
+      </w:tr>
+      <w:tr>
+        <w:trPr>
+          <w:cantSplit/>
+        </w:trPr>
+        <w:tc>
+          <w:tcPr>
+            <w:tcW w:type="dxa" w:w="560"/>
+            <w:tcMar>
+              <w:top w:type="dxa" w:w="130"/>
+              <w:left w:type="dxa" w:w="80"/>
+              <w:bottom w:type="dxa" w:w="130"/>
               <w:right w:type="dxa" w:w="60"/>
             </w:tcMar>
+            <w:vAlign w:val="center"/>
           </w:tcPr>
           <w:p>
             <w:pPr>
@@ -316,9 +362,8 @@
                 <w:bCs w:val="false"/>
                 <w:i w:val="false"/>
                 <w:iCs w:val="false"/>
-                <w:caps w:val="false"/>
-                <w:sz w:val="30"/>
-                <w:szCs w:val="30"/>
+                <w:sz w:val="28"/>
+                <w:szCs w:val="28"/>
               </w:rPr>
               <w:t xml:space="preserve">☐</w:t>
             </w:r>
@@ -326,75 +371,65 @@
         </w:tc>
         <w:tc>
           <w:tcPr>
-            <w:tcW w:type="dxa" w:w="9006"/>
-            <w:tcBorders>
-              <w:top w:val="single" w:color="2E74B5" w:sz="4"/>
-              <w:left w:val="single" w:color="2E74B5" w:sz="4"/>
-              <w:bottom w:val="single" w:color="2E74B5" w:sz="4"/>
-              <w:right w:val="single" w:color="2E74B5" w:sz="4"/>
-            </w:tcBorders>
-            <w:tcMar>
-              <w:top w:type="dxa" w:w="130"/>
-              <w:left w:type="dxa" w:w="130"/>
-              <w:bottom w:type="dxa" w:w="130"/>
-              <w:right w:type="dxa" w:w="130"/>
-            </w:tcMar>
-          </w:tcPr>
-          <w:p>
-            <w:pPr>
-              <w:spacing w:after="40" w:before="0"/>
-            </w:pPr>
-            <w:r>
-              <w:rPr>
-                <w:rFonts w:ascii="Calibri" w:cs="Calibri" w:eastAsia="Calibri" w:hAnsi="Calibri"/>
-                <w:b/>
-                <w:bCs/>
-                <w:i w:val="false"/>
-                <w:iCs w:val="false"/>
-                <w:caps w:val="false"/>
-                <w:sz w:val="22"/>
-                <w:szCs w:val="22"/>
-              </w:rPr>
-              <w:t xml:space="preserve">Meine Formentabelle aus AB 03 liegt sichtbar daneben.</w:t>
-            </w:r>
-          </w:p>
-          <w:p>
-            <w:pPr>
-              <w:spacing w:after="0" w:before="0"/>
-            </w:pPr>
-            <w:r>
-              <w:rPr>
-                <w:rFonts w:ascii="Calibri" w:cs="Calibri" w:eastAsia="Calibri" w:hAnsi="Calibri"/>
-                <w:b w:val="false"/>
-                <w:bCs w:val="false"/>
-                <w:i w:val="false"/>
-                <w:iCs w:val="false"/>
-                <w:caps w:val="false"/>
-                <w:color w:val="808080"/>
-                <w:sz w:val="20"/>
-                <w:szCs w:val="20"/>
-              </w:rPr>
-              <w:t xml:space="preserve">Passiv Präsens, Imperfekt, Futur – da schlägst du nach, statt zu raten.</w:t>
-            </w:r>
-          </w:p>
-        </w:tc>
-      </w:tr>
-      <w:tr>
-        <w:tc>
-          <w:tcPr>
-            <w:tcW w:type="dxa" w:w="700"/>
-            <w:tcBorders>
-              <w:top w:val="single" w:color="2E74B5" w:sz="4"/>
-              <w:left w:val="single" w:color="2E74B5" w:sz="4"/>
-              <w:bottom w:val="single" w:color="2E74B5" w:sz="4"/>
-              <w:right w:val="single" w:color="2E74B5" w:sz="4"/>
-            </w:tcBorders>
+            <w:tcW w:type="dxa" w:w="9146"/>
             <w:tcMar>
               <w:top w:type="dxa" w:w="130"/>
               <w:left w:type="dxa" w:w="100"/>
               <w:bottom w:type="dxa" w:w="130"/>
+              <w:right w:type="dxa" w:w="140"/>
+            </w:tcMar>
+          </w:tcPr>
+          <w:p>
+            <w:pPr>
+              <w:spacing w:after="50" w:before="0"/>
+            </w:pPr>
+            <w:r>
+              <w:rPr>
+                <w:rFonts w:ascii="Calibri" w:cs="Calibri" w:eastAsia="Calibri" w:hAnsi="Calibri"/>
+                <w:b/>
+                <w:bCs/>
+                <w:i w:val="false"/>
+                <w:iCs w:val="false"/>
+                <w:sz w:val="23"/>
+                <w:szCs w:val="23"/>
+              </w:rPr>
+              <w:t xml:space="preserve">AB 05 und AB 06, wenn ich sie bearbeitet habe.</w:t>
+            </w:r>
+          </w:p>
+          <w:p>
+            <w:pPr>
+              <w:spacing w:after="0" w:before="0"/>
+            </w:pPr>
+            <w:r>
+              <w:rPr>
+                <w:rFonts w:ascii="Calibri" w:cs="Calibri" w:eastAsia="Calibri" w:hAnsi="Calibri"/>
+                <w:b w:val="false"/>
+                <w:bCs w:val="false"/>
+                <w:i w:val="false"/>
+                <w:iCs w:val="false"/>
+                <w:color w:val="595959"/>
+                <w:sz w:val="19"/>
+                <w:szCs w:val="19"/>
+              </w:rPr>
+              <w:t xml:space="preserve">Die Wortfelder und die markierten Formen. Wer sie noch nicht hat, fängt trotzdem an.</w:t>
+            </w:r>
+          </w:p>
+        </w:tc>
+      </w:tr>
+      <w:tr>
+        <w:trPr>
+          <w:cantSplit/>
+        </w:trPr>
+        <w:tc>
+          <w:tcPr>
+            <w:tcW w:type="dxa" w:w="560"/>
+            <w:tcMar>
+              <w:top w:type="dxa" w:w="130"/>
+              <w:left w:type="dxa" w:w="80"/>
+              <w:bottom w:type="dxa" w:w="130"/>
               <w:right w:type="dxa" w:w="60"/>
             </w:tcMar>
+            <w:vAlign w:val="center"/>
           </w:tcPr>
           <w:p>
             <w:pPr>
@@ -407,9 +442,8 @@
                 <w:bCs w:val="false"/>
                 <w:i w:val="false"/>
                 <w:iCs w:val="false"/>
-                <w:caps w:val="false"/>
-                <w:sz w:val="30"/>
-                <w:szCs w:val="30"/>
+                <w:sz w:val="28"/>
+                <w:szCs w:val="28"/>
               </w:rPr>
               <w:t xml:space="preserve">☐</w:t>
             </w:r>
@@ -417,114 +451,17 @@
         </w:tc>
         <w:tc>
           <w:tcPr>
-            <w:tcW w:type="dxa" w:w="9006"/>
-            <w:tcBorders>
-              <w:top w:val="single" w:color="2E74B5" w:sz="4"/>
-              <w:left w:val="single" w:color="2E74B5" w:sz="4"/>
-              <w:bottom w:val="single" w:color="2E74B5" w:sz="4"/>
-              <w:right w:val="single" w:color="2E74B5" w:sz="4"/>
-            </w:tcBorders>
-            <w:tcMar>
-              <w:top w:type="dxa" w:w="130"/>
-              <w:left w:type="dxa" w:w="130"/>
-              <w:bottom w:type="dxa" w:w="130"/>
-              <w:right w:type="dxa" w:w="130"/>
-            </w:tcMar>
-          </w:tcPr>
-          <w:p>
-            <w:pPr>
-              <w:spacing w:after="40" w:before="0"/>
-            </w:pPr>
-            <w:r>
-              <w:rPr>
-                <w:rFonts w:ascii="Calibri" w:cs="Calibri" w:eastAsia="Calibri" w:hAnsi="Calibri"/>
-                <w:b/>
-                <w:bCs/>
-                <w:i w:val="false"/>
-                <w:iCs w:val="false"/>
-                <w:caps w:val="false"/>
-                <w:sz w:val="22"/>
-                <w:szCs w:val="22"/>
-              </w:rPr>
-              <w:t xml:space="preserve">Mein Merke-Kasten ist ausgefüllt.</w:t>
-            </w:r>
-          </w:p>
-          <w:p>
-            <w:pPr>
-              <w:spacing w:after="0" w:before="0"/>
-            </w:pPr>
-            <w:r>
-              <w:rPr>
-                <w:rFonts w:ascii="Calibri" w:cs="Calibri" w:eastAsia="Calibri" w:hAnsi="Calibri"/>
-                <w:b w:val="false"/>
-                <w:bCs w:val="false"/>
-                <w:i w:val="false"/>
-                <w:iCs w:val="false"/>
-                <w:caps w:val="false"/>
-                <w:color w:val="808080"/>
-                <w:sz w:val="20"/>
-                <w:szCs w:val="20"/>
-              </w:rPr>
-              <w:t xml:space="preserve">Er steht auf AB 02, 03 und 04. Wenn er noch leer ist, hol das jetzt nach.</w:t>
-            </w:r>
-          </w:p>
-        </w:tc>
-      </w:tr>
-      <w:tr>
-        <w:tc>
-          <w:tcPr>
-            <w:tcW w:type="dxa" w:w="700"/>
-            <w:tcBorders>
-              <w:top w:val="single" w:color="2E74B5" w:sz="4"/>
-              <w:left w:val="single" w:color="2E74B5" w:sz="4"/>
-              <w:bottom w:val="single" w:color="2E74B5" w:sz="4"/>
-              <w:right w:val="single" w:color="2E74B5" w:sz="4"/>
-            </w:tcBorders>
+            <w:tcW w:type="dxa" w:w="9146"/>
             <w:tcMar>
               <w:top w:type="dxa" w:w="130"/>
               <w:left w:type="dxa" w:w="100"/>
               <w:bottom w:type="dxa" w:w="130"/>
-              <w:right w:type="dxa" w:w="60"/>
+              <w:right w:type="dxa" w:w="140"/>
             </w:tcMar>
           </w:tcPr>
           <w:p>
             <w:pPr>
-              <w:spacing w:after="0" w:before="0"/>
-            </w:pPr>
-            <w:r>
-              <w:rPr>
-                <w:rFonts w:ascii="Calibri" w:cs="Calibri" w:eastAsia="Calibri" w:hAnsi="Calibri"/>
-                <w:b w:val="false"/>
-                <w:bCs w:val="false"/>
-                <w:i w:val="false"/>
-                <w:iCs w:val="false"/>
-                <w:caps w:val="false"/>
-                <w:sz w:val="30"/>
-                <w:szCs w:val="30"/>
-              </w:rPr>
-              <w:t xml:space="preserve">☐</w:t>
-            </w:r>
-          </w:p>
-        </w:tc>
-        <w:tc>
-          <w:tcPr>
-            <w:tcW w:type="dxa" w:w="9006"/>
-            <w:tcBorders>
-              <w:top w:val="single" w:color="2E74B5" w:sz="4"/>
-              <w:left w:val="single" w:color="2E74B5" w:sz="4"/>
-              <w:bottom w:val="single" w:color="2E74B5" w:sz="4"/>
-              <w:right w:val="single" w:color="2E74B5" w:sz="4"/>
-            </w:tcBorders>
-            <w:tcMar>
-              <w:top w:type="dxa" w:w="130"/>
-              <w:left w:type="dxa" w:w="130"/>
-              <w:bottom w:type="dxa" w:w="130"/>
-              <w:right w:type="dxa" w:w="130"/>
-            </w:tcMar>
-          </w:tcPr>
-          <w:p>
-            <w:pPr>
-              <w:spacing w:after="40" w:before="0"/>
+              <w:spacing w:after="50" w:before="0"/>
             </w:pPr>
             <w:r>
               <w:rPr>
@@ -533,11 +470,10 @@
                 <w:bCs/>
                 <w:i w:val="false"/>
                 <w:iCs w:val="false"/>
-                <w:caps w:val="false"/>
-                <w:sz w:val="22"/>
-                <w:szCs w:val="22"/>
-              </w:rPr>
-              <w:t xml:space="preserve">AB 06 ist ausgefüllt und liegt bereit.</w:t>
+                <w:sz w:val="23"/>
+                <w:szCs w:val="23"/>
+              </w:rPr>
+              <w:t xml:space="preserve">Alles andere ist weg.</w:t>
             </w:r>
           </w:p>
           <w:p>
@@ -551,357 +487,11 @@
                 <w:bCs w:val="false"/>
                 <w:i w:val="false"/>
                 <w:iCs w:val="false"/>
-                <w:caps w:val="false"/>
-                <w:color w:val="808080"/>
-                <w:sz w:val="20"/>
-                <w:szCs w:val="20"/>
-              </w:rPr>
-              <w:t xml:space="preserve">Die Liste der Passivformen ist deine Landkarte für den Text.</w:t>
-            </w:r>
-          </w:p>
-        </w:tc>
-      </w:tr>
-      <w:tr>
-        <w:tc>
-          <w:tcPr>
-            <w:tcW w:type="dxa" w:w="700"/>
-            <w:tcBorders>
-              <w:top w:val="single" w:color="2E74B5" w:sz="4"/>
-              <w:left w:val="single" w:color="2E74B5" w:sz="4"/>
-              <w:bottom w:val="single" w:color="2E74B5" w:sz="4"/>
-              <w:right w:val="single" w:color="2E74B5" w:sz="4"/>
-            </w:tcBorders>
-            <w:tcMar>
-              <w:top w:type="dxa" w:w="130"/>
-              <w:left w:type="dxa" w:w="100"/>
-              <w:bottom w:type="dxa" w:w="130"/>
-              <w:right w:type="dxa" w:w="60"/>
-            </w:tcMar>
-          </w:tcPr>
-          <w:p>
-            <w:pPr>
-              <w:spacing w:after="0" w:before="0"/>
-            </w:pPr>
-            <w:r>
-              <w:rPr>
-                <w:rFonts w:ascii="Calibri" w:cs="Calibri" w:eastAsia="Calibri" w:hAnsi="Calibri"/>
-                <w:b w:val="false"/>
-                <w:bCs w:val="false"/>
-                <w:i w:val="false"/>
-                <w:iCs w:val="false"/>
-                <w:caps w:val="false"/>
-                <w:sz w:val="30"/>
-                <w:szCs w:val="30"/>
-              </w:rPr>
-              <w:t xml:space="preserve">☐</w:t>
-            </w:r>
-          </w:p>
-        </w:tc>
-        <w:tc>
-          <w:tcPr>
-            <w:tcW w:type="dxa" w:w="9006"/>
-            <w:tcBorders>
-              <w:top w:val="single" w:color="2E74B5" w:sz="4"/>
-              <w:left w:val="single" w:color="2E74B5" w:sz="4"/>
-              <w:bottom w:val="single" w:color="2E74B5" w:sz="4"/>
-              <w:right w:val="single" w:color="2E74B5" w:sz="4"/>
-            </w:tcBorders>
-            <w:tcMar>
-              <w:top w:type="dxa" w:w="130"/>
-              <w:left w:type="dxa" w:w="130"/>
-              <w:bottom w:type="dxa" w:w="130"/>
-              <w:right w:type="dxa" w:w="130"/>
-            </w:tcMar>
-          </w:tcPr>
-          <w:p>
-            <w:pPr>
-              <w:spacing w:after="40" w:before="0"/>
-            </w:pPr>
-            <w:r>
-              <w:rPr>
-                <w:rFonts w:ascii="Calibri" w:cs="Calibri" w:eastAsia="Calibri" w:hAnsi="Calibri"/>
-                <w:b/>
-                <w:bCs/>
-                <w:i w:val="false"/>
-                <w:iCs w:val="false"/>
-                <w:caps w:val="false"/>
-                <w:sz w:val="22"/>
-                <w:szCs w:val="22"/>
-              </w:rPr>
-              <w:t xml:space="preserve">Ich habe meine Hilfen-Stufe für AB 08 gewählt.</w:t>
-            </w:r>
-          </w:p>
-          <w:p>
-            <w:pPr>
-              <w:spacing w:after="0" w:before="0"/>
-            </w:pPr>
-            <w:r>
-              <w:rPr>
-                <w:rFonts w:ascii="Calibri" w:cs="Calibri" w:eastAsia="Calibri" w:hAnsi="Calibri"/>
-                <w:b w:val="false"/>
-                <w:bCs w:val="false"/>
-                <w:i w:val="false"/>
-                <w:iCs w:val="false"/>
-                <w:caps w:val="false"/>
-                <w:color w:val="808080"/>
-                <w:sz w:val="20"/>
-                <w:szCs w:val="20"/>
-              </w:rPr>
-              <w:t xml:space="preserve">ohne Hilfen · wenig Hilfen · viele Hilfen – du darfst mittendrin wechseln.</w:t>
-            </w:r>
-          </w:p>
-        </w:tc>
-      </w:tr>
-      <w:tr>
-        <w:tc>
-          <w:tcPr>
-            <w:tcW w:type="dxa" w:w="700"/>
-            <w:tcBorders>
-              <w:top w:val="single" w:color="2E74B5" w:sz="4"/>
-              <w:left w:val="single" w:color="2E74B5" w:sz="4"/>
-              <w:bottom w:val="single" w:color="2E74B5" w:sz="4"/>
-              <w:right w:val="single" w:color="2E74B5" w:sz="4"/>
-            </w:tcBorders>
-            <w:tcMar>
-              <w:top w:type="dxa" w:w="130"/>
-              <w:left w:type="dxa" w:w="100"/>
-              <w:bottom w:type="dxa" w:w="130"/>
-              <w:right w:type="dxa" w:w="60"/>
-            </w:tcMar>
-          </w:tcPr>
-          <w:p>
-            <w:pPr>
-              <w:spacing w:after="0" w:before="0"/>
-            </w:pPr>
-            <w:r>
-              <w:rPr>
-                <w:rFonts w:ascii="Calibri" w:cs="Calibri" w:eastAsia="Calibri" w:hAnsi="Calibri"/>
-                <w:b w:val="false"/>
-                <w:bCs w:val="false"/>
-                <w:i w:val="false"/>
-                <w:iCs w:val="false"/>
-                <w:caps w:val="false"/>
-                <w:sz w:val="30"/>
-                <w:szCs w:val="30"/>
-              </w:rPr>
-              <w:t xml:space="preserve">☐</w:t>
-            </w:r>
-          </w:p>
-        </w:tc>
-        <w:tc>
-          <w:tcPr>
-            <w:tcW w:type="dxa" w:w="9006"/>
-            <w:tcBorders>
-              <w:top w:val="single" w:color="2E74B5" w:sz="4"/>
-              <w:left w:val="single" w:color="2E74B5" w:sz="4"/>
-              <w:bottom w:val="single" w:color="2E74B5" w:sz="4"/>
-              <w:right w:val="single" w:color="2E74B5" w:sz="4"/>
-            </w:tcBorders>
-            <w:tcMar>
-              <w:top w:type="dxa" w:w="130"/>
-              <w:left w:type="dxa" w:w="130"/>
-              <w:bottom w:type="dxa" w:w="130"/>
-              <w:right w:type="dxa" w:w="130"/>
-            </w:tcMar>
-          </w:tcPr>
-          <w:p>
-            <w:pPr>
-              <w:spacing w:after="40" w:before="0"/>
-            </w:pPr>
-            <w:r>
-              <w:rPr>
-                <w:rFonts w:ascii="Calibri" w:cs="Calibri" w:eastAsia="Calibri" w:hAnsi="Calibri"/>
-                <w:b/>
-                <w:bCs/>
-                <w:i w:val="false"/>
-                <w:iCs w:val="false"/>
-                <w:caps w:val="false"/>
-                <w:sz w:val="22"/>
-                <w:szCs w:val="22"/>
-              </w:rPr>
-              <w:t xml:space="preserve">Ich weiß, wo die Beleg-Tafel hängt.</w:t>
-            </w:r>
-          </w:p>
-          <w:p>
-            <w:pPr>
-              <w:spacing w:after="0" w:before="0"/>
-            </w:pPr>
-            <w:r>
-              <w:rPr>
-                <w:rFonts w:ascii="Calibri" w:cs="Calibri" w:eastAsia="Calibri" w:hAnsi="Calibri"/>
-                <w:b w:val="false"/>
-                <w:bCs w:val="false"/>
-                <w:i w:val="false"/>
-                <w:iCs w:val="false"/>
-                <w:caps w:val="false"/>
-                <w:color w:val="808080"/>
-                <w:sz w:val="20"/>
-                <w:szCs w:val="20"/>
-              </w:rPr>
-              <w:t xml:space="preserve">Dort sammelt die Klasse die Antworten auf die Leitfrage.</w:t>
-            </w:r>
-          </w:p>
-        </w:tc>
-      </w:tr>
-      <w:tr>
-        <w:tc>
-          <w:tcPr>
-            <w:tcW w:type="dxa" w:w="700"/>
-            <w:tcBorders>
-              <w:top w:val="single" w:color="2E74B5" w:sz="4"/>
-              <w:left w:val="single" w:color="2E74B5" w:sz="4"/>
-              <w:bottom w:val="single" w:color="2E74B5" w:sz="4"/>
-              <w:right w:val="single" w:color="2E74B5" w:sz="4"/>
-            </w:tcBorders>
-            <w:tcMar>
-              <w:top w:type="dxa" w:w="130"/>
-              <w:left w:type="dxa" w:w="100"/>
-              <w:bottom w:type="dxa" w:w="130"/>
-              <w:right w:type="dxa" w:w="60"/>
-            </w:tcMar>
-          </w:tcPr>
-          <w:p>
-            <w:pPr>
-              <w:spacing w:after="0" w:before="0"/>
-            </w:pPr>
-            <w:r>
-              <w:rPr>
-                <w:rFonts w:ascii="Calibri" w:cs="Calibri" w:eastAsia="Calibri" w:hAnsi="Calibri"/>
-                <w:b w:val="false"/>
-                <w:bCs w:val="false"/>
-                <w:i w:val="false"/>
-                <w:iCs w:val="false"/>
-                <w:caps w:val="false"/>
-                <w:sz w:val="30"/>
-                <w:szCs w:val="30"/>
-              </w:rPr>
-              <w:t xml:space="preserve">☐</w:t>
-            </w:r>
-          </w:p>
-        </w:tc>
-        <w:tc>
-          <w:tcPr>
-            <w:tcW w:type="dxa" w:w="9006"/>
-            <w:tcBorders>
-              <w:top w:val="single" w:color="2E74B5" w:sz="4"/>
-              <w:left w:val="single" w:color="2E74B5" w:sz="4"/>
-              <w:bottom w:val="single" w:color="2E74B5" w:sz="4"/>
-              <w:right w:val="single" w:color="2E74B5" w:sz="4"/>
-            </w:tcBorders>
-            <w:tcMar>
-              <w:top w:type="dxa" w:w="130"/>
-              <w:left w:type="dxa" w:w="130"/>
-              <w:bottom w:type="dxa" w:w="130"/>
-              <w:right w:type="dxa" w:w="130"/>
-            </w:tcMar>
-          </w:tcPr>
-          <w:p>
-            <w:pPr>
-              <w:spacing w:after="40" w:before="0"/>
-            </w:pPr>
-            <w:r>
-              <w:rPr>
-                <w:rFonts w:ascii="Calibri" w:cs="Calibri" w:eastAsia="Calibri" w:hAnsi="Calibri"/>
-                <w:b/>
-                <w:bCs/>
-                <w:i w:val="false"/>
-                <w:iCs w:val="false"/>
-                <w:caps w:val="false"/>
-                <w:sz w:val="22"/>
-                <w:szCs w:val="22"/>
-              </w:rPr>
-              <w:t xml:space="preserve">Wörterbuch oder Vokabelheft liegt griffbereit.</w:t>
-            </w:r>
-          </w:p>
-          <w:p>
-            <w:pPr>
-              <w:spacing w:after="0" w:before="0"/>
-            </w:pPr>
-            <w:r>
-              <w:rPr>
-                <w:rFonts w:ascii="Calibri" w:cs="Calibri" w:eastAsia="Calibri" w:hAnsi="Calibri"/>
-                <w:b w:val="false"/>
-                <w:bCs w:val="false"/>
-                <w:i w:val="false"/>
-                <w:iCs w:val="false"/>
-                <w:caps w:val="false"/>
-                <w:color w:val="808080"/>
-                <w:sz w:val="20"/>
-                <w:szCs w:val="20"/>
-              </w:rPr>
-              <w:t xml:space="preserve">Die zwanzig neuen Wörter stehen auf AB 05.</w:t>
-            </w:r>
-          </w:p>
-        </w:tc>
-      </w:tr>
-      <w:tr>
-        <w:tc>
-          <w:tcPr>
-            <w:tcW w:type="dxa" w:w="700"/>
-            <w:tcBorders>
-              <w:top w:val="single" w:color="2E74B5" w:sz="4"/>
-              <w:left w:val="single" w:color="2E74B5" w:sz="4"/>
-              <w:bottom w:val="single" w:color="2E74B5" w:sz="4"/>
-              <w:right w:val="single" w:color="2E74B5" w:sz="4"/>
-            </w:tcBorders>
-            <w:tcMar>
-              <w:top w:type="dxa" w:w="130"/>
-              <w:left w:type="dxa" w:w="100"/>
-              <w:bottom w:type="dxa" w:w="130"/>
-              <w:right w:type="dxa" w:w="60"/>
-            </w:tcMar>
-          </w:tcPr>
-          <w:p>
-            <w:pPr>
-              <w:spacing w:after="0" w:before="0"/>
-            </w:pPr>
-            <w:r>
-              <w:rPr>
-                <w:rFonts w:ascii="Calibri" w:cs="Calibri" w:eastAsia="Calibri" w:hAnsi="Calibri"/>
-                <w:b w:val="false"/>
-                <w:bCs w:val="false"/>
-                <w:i w:val="false"/>
-                <w:iCs w:val="false"/>
-                <w:caps w:val="false"/>
-                <w:sz w:val="30"/>
-                <w:szCs w:val="30"/>
-              </w:rPr>
-              <w:t xml:space="preserve">☐</w:t>
-            </w:r>
-          </w:p>
-        </w:tc>
-        <w:tc>
-          <w:tcPr>
-            <w:tcW w:type="dxa" w:w="9006"/>
-            <w:tcBorders>
-              <w:top w:val="single" w:color="2E74B5" w:sz="4"/>
-              <w:left w:val="single" w:color="2E74B5" w:sz="4"/>
-              <w:bottom w:val="single" w:color="2E74B5" w:sz="4"/>
-              <w:right w:val="single" w:color="2E74B5" w:sz="4"/>
-            </w:tcBorders>
-            <w:tcMar>
-              <w:top w:type="dxa" w:w="130"/>
-              <w:left w:type="dxa" w:w="130"/>
-              <w:bottom w:type="dxa" w:w="130"/>
-              <w:right w:type="dxa" w:w="130"/>
-            </w:tcMar>
-          </w:tcPr>
-          <w:p>
-            <w:pPr>
-              <w:spacing w:after="0" w:before="0"/>
-            </w:pPr>
-            <w:r>
-              <w:rPr>
-                <w:rFonts w:ascii="Calibri" w:cs="Calibri" w:eastAsia="Calibri" w:hAnsi="Calibri"/>
-                <w:b/>
-                <w:bCs/>
-                <w:i w:val="false"/>
-                <w:iCs w:val="false"/>
-                <w:caps w:val="false"/>
-                <w:sz w:val="22"/>
-                <w:szCs w:val="22"/>
-              </w:rPr>
-              <w:t xml:space="preserve">Handy und alles andere, was nicht dazugehört, ist weggeräumt.</w:t>
+                <w:color w:val="595959"/>
+                <w:sz w:val="19"/>
+                <w:szCs w:val="19"/>
+              </w:rPr>
+              <w:t xml:space="preserve">Schülerbuch zu, Handy weg, andere Blätter auf den Stapel. Auch das Buch – der Text steht auf deinem Blatt.</w:t>
             </w:r>
           </w:p>
         </w:tc>
@@ -909,7 +499,7 @@
     </w:tbl>
     <w:p>
       <w:pPr>
-        <w:spacing w:after="240" w:before="0"/>
+        <w:spacing w:after="360" w:before="0"/>
       </w:pPr>
       <w:r>
         <w:rPr>
@@ -918,7 +508,6 @@
           <w:bCs w:val="false"/>
           <w:i w:val="false"/>
           <w:iCs w:val="false"/>
-          <w:caps w:val="false"/>
           <w:sz w:val="22"/>
           <w:szCs w:val="22"/>
         </w:rPr>
@@ -927,7 +516,7 @@
     </w:p>
     <w:p>
       <w:pPr>
-        <w:spacing w:after="40" w:before="200"/>
+        <w:spacing w:after="60"/>
       </w:pPr>
       <w:r>
         <w:rPr>
@@ -936,12 +525,11 @@
           <w:bCs/>
           <w:i w:val="false"/>
           <w:iCs w:val="false"/>
-          <w:caps w:val="false"/>
           <w:color w:val="2E74B5"/>
-          <w:sz w:val="24"/>
-          <w:szCs w:val="24"/>
-        </w:rPr>
-        <w:t xml:space="preserve">Ziel  </w:t>
+          <w:sz w:val="25"/>
+          <w:szCs w:val="25"/>
+        </w:rPr>
+        <w:t xml:space="preserve">Ziel   </w:t>
       </w:r>
       <w:r>
         <w:rPr>
@@ -950,17 +538,16 @@
           <w:bCs/>
           <w:i w:val="false"/>
           <w:iCs w:val="false"/>
-          <w:caps w:val="false"/>
           <w:color w:val="1F3D5C"/>
-          <w:sz w:val="24"/>
-          <w:szCs w:val="24"/>
+          <w:sz w:val="25"/>
+          <w:szCs w:val="25"/>
         </w:rPr>
         <w:t xml:space="preserve">Was nimmst du dir für die Übersetzung vor?</w:t>
       </w:r>
     </w:p>
     <w:p>
       <w:pPr>
-        <w:spacing w:after="140" w:before="0"/>
+        <w:spacing w:after="160" w:before="0"/>
       </w:pPr>
       <w:r>
         <w:rPr>
@@ -969,37 +556,41 @@
           <w:bCs w:val="false"/>
           <w:i w:val="false"/>
           <w:iCs w:val="false"/>
-          <w:caps w:val="false"/>
-          <w:sz w:val="21"/>
-          <w:szCs w:val="21"/>
-        </w:rPr>
-        <w:t xml:space="preserve">Ein Satz. Nicht „alles schaffen“, sondern etwas, das du überprüfen kannst.</w:t>
+          <w:color w:val="404040"/>
+          <w:sz w:val="20"/>
+          <w:szCs w:val="20"/>
+        </w:rPr>
+        <w:t xml:space="preserve">Ein Satz. Nicht „alles schaffen", sondern etwas, das du am Ende überprüfen kannst – zum Beispiel: „Bis Zeile 10 ohne Nachschlagen."</w:t>
       </w:r>
     </w:p>
     <w:tbl>
       <w:tblPr>
-        <w:tblW w:type="pct" w:w="100%"/>
+        <w:tblW w:type="dxa" w:w="9706"/>
         <w:tblBorders>
-          <w:top w:val="none"/>
-          <w:left w:val="none"/>
-          <w:bottom w:val="single" w:color="AAAAAA" w:sz="4"/>
-          <w:right w:val="none"/>
-          <w:insideH w:val="single" w:color="AAAAAA" w:sz="4"/>
-          <w:insideV w:val="none"/>
+          <w:top w:val="none" w:color="FFFFFF" w:sz="0"/>
+          <w:left w:val="none" w:color="FFFFFF" w:sz="0"/>
+          <w:bottom w:val="none" w:color="FFFFFF" w:sz="0"/>
+          <w:right w:val="none" w:color="FFFFFF" w:sz="0"/>
+          <w:insideH w:val="none" w:color="FFFFFF" w:sz="0"/>
+          <w:insideV w:val="none" w:color="FFFFFF" w:sz="0"/>
         </w:tblBorders>
       </w:tblPr>
       <w:tblGrid>
-        <w:gridCol w:w="100"/>
+        <w:gridCol w:w="9706"/>
       </w:tblGrid>
       <w:tr>
+        <w:trPr>
+          <w:trHeight w:val="400" w:hRule="atLeast"/>
+        </w:trPr>
         <w:tc>
           <w:tcPr>
-            <w:tcMar>
-              <w:top w:type="dxa" w:w="230"/>
-              <w:left w:type="dxa" w:w="0"/>
-              <w:bottom w:type="dxa" w:w="0"/>
-              <w:right w:type="dxa" w:w="0"/>
-            </w:tcMar>
+            <w:tcW w:type="dxa" w:w="9706"/>
+            <w:tcBorders>
+              <w:top w:val="none" w:color="FFFFFF" w:sz="0"/>
+              <w:left w:val="none" w:color="FFFFFF" w:sz="0"/>
+              <w:bottom w:val="single" w:color="BFBFBF" w:sz="4"/>
+              <w:right w:val="none" w:color="FFFFFF" w:sz="0"/>
+            </w:tcBorders>
           </w:tcPr>
           <w:p>
             <w:pPr>
@@ -1012,9 +603,8 @@
                 <w:bCs w:val="false"/>
                 <w:i w:val="false"/>
                 <w:iCs w:val="false"/>
-                <w:caps w:val="false"/>
-                <w:sz w:val="12"/>
-                <w:szCs w:val="12"/>
+                <w:sz w:val="22"/>
+                <w:szCs w:val="22"/>
               </w:rPr>
               <w:t xml:space="preserve"/>
             </w:r>
@@ -1022,14 +612,18 @@
         </w:tc>
       </w:tr>
       <w:tr>
+        <w:trPr>
+          <w:trHeight w:val="400" w:hRule="atLeast"/>
+        </w:trPr>
         <w:tc>
           <w:tcPr>
-            <w:tcMar>
-              <w:top w:type="dxa" w:w="230"/>
-              <w:left w:type="dxa" w:w="0"/>
-              <w:bottom w:type="dxa" w:w="0"/>
-              <w:right w:type="dxa" w:w="0"/>
-            </w:tcMar>
+            <w:tcW w:type="dxa" w:w="9706"/>
+            <w:tcBorders>
+              <w:top w:val="none" w:color="FFFFFF" w:sz="0"/>
+              <w:left w:val="none" w:color="FFFFFF" w:sz="0"/>
+              <w:bottom w:val="single" w:color="BFBFBF" w:sz="4"/>
+              <w:right w:val="none" w:color="FFFFFF" w:sz="0"/>
+            </w:tcBorders>
           </w:tcPr>
           <w:p>
             <w:pPr>
@@ -1042,9 +636,8 @@
                 <w:bCs w:val="false"/>
                 <w:i w:val="false"/>
                 <w:iCs w:val="false"/>
-                <w:caps w:val="false"/>
-                <w:sz w:val="12"/>
-                <w:szCs w:val="12"/>
+                <w:sz w:val="22"/>
+                <w:szCs w:val="22"/>
               </w:rPr>
               <w:t xml:space="preserve"/>
             </w:r>
@@ -1054,7 +647,7 @@
     </w:tbl>
     <w:p>
       <w:pPr>
-        <w:spacing w:after="240" w:before="0"/>
+        <w:spacing w:after="400" w:before="0"/>
       </w:pPr>
       <w:r>
         <w:rPr>
@@ -1063,7 +656,6 @@
           <w:bCs w:val="false"/>
           <w:i w:val="false"/>
           <w:iCs w:val="false"/>
-          <w:caps w:val="false"/>
           <w:sz w:val="22"/>
           <w:szCs w:val="22"/>
         </w:rPr>
@@ -1072,22 +664,23 @@
     </w:p>
     <w:tbl>
       <w:tblPr>
-        <w:tblW w:type="pct" w:w="100%"/>
+        <w:tblW w:type="dxa" w:w="9706"/>
         <w:tblBorders>
           <w:top w:val="single" w:color="2E74B5" w:sz="6"/>
           <w:left w:val="single" w:color="2E74B5" w:sz="6"/>
           <w:bottom w:val="single" w:color="2E74B5" w:sz="6"/>
           <w:right w:val="single" w:color="2E74B5" w:sz="6"/>
-          <w:insideH w:val="none"/>
-          <w:insideV w:val="none"/>
+          <w:insideH w:val="none" w:color="FFFFFF" w:sz="0"/>
+          <w:insideV w:val="none" w:color="FFFFFF" w:sz="0"/>
         </w:tblBorders>
       </w:tblPr>
       <w:tblGrid>
-        <w:gridCol w:w="100"/>
+        <w:gridCol w:w="9706"/>
       </w:tblGrid>
       <w:tr>
         <w:tc>
           <w:tcPr>
+            <w:tcW w:type="dxa" w:w="9706"/>
             <w:shd w:fill="DCE9F5" w:val="clear"/>
             <w:tcMar>
               <w:top w:type="dxa" w:w="160"/>
@@ -1107,7 +700,6 @@
                 <w:bCs/>
                 <w:i w:val="false"/>
                 <w:iCs w:val="false"/>
-                <w:caps w:val="false"/>
                 <w:color w:val="1F3D5C"/>
                 <w:sz w:val="22"/>
                 <w:szCs w:val="22"/>
@@ -1126,7 +718,6 @@
                 <w:bCs w:val="false"/>
                 <w:i w:val="false"/>
                 <w:iCs w:val="false"/>
-                <w:caps w:val="false"/>
                 <w:sz w:val="24"/>
                 <w:szCs w:val="24"/>
               </w:rPr>
@@ -1144,12 +735,11 @@
                 <w:bCs w:val="false"/>
                 <w:i/>
                 <w:iCs/>
-                <w:caps w:val="false"/>
                 <w:color w:val="808080"/>
                 <w:sz w:val="20"/>
                 <w:szCs w:val="20"/>
               </w:rPr>
-              <w:t xml:space="preserve">Das ist keine Note. Wer viele Hilfen nimmt und den Text versteht, hat mehr gelernt als jemand, der ohne Hilfen rät.</w:t>
+              <w:t xml:space="preserve">Das ist keine Note. Wer viele Hilfen nimmt und den Text versteht, hat mehr gelernt als jemand, der ohne Hilfen rät. Du darfst mittendrin wechseln.</w:t>
             </w:r>
           </w:p>
         </w:tc>
@@ -1158,7 +748,7 @@
     <w:sectPr>
       <w:footerReference w:type="default" r:id="rId7"/>
       <w:pgSz w:w="11906" w:h="16838" w:orient="portrait"/>
-      <w:pgMar w:top="800" w:right="1100" w:bottom="800" w:left="1100" w:header="708" w:footer="708" w:gutter="0"/>
+      <w:pgMar w:top="800" w:right="1100" w:bottom="800" w:left="1100" w:header="708" w:footer="400" w:gutter="0"/>
       <w:pgNumType/>
       <w:docGrid w:linePitch="360"/>
     </w:sectPr>
@@ -1221,7 +811,6 @@
         <w:bCs w:val="false"/>
         <w:i w:val="false"/>
         <w:iCs w:val="false"/>
-        <w:caps w:val="false"/>
         <w:color w:val="808080"/>
         <w:sz w:val="16"/>
         <w:szCs w:val="16"/>
